--- a/public/templates/سند_قيد.docx
+++ b/public/templates/سند_قيد.docx
@@ -130,7 +130,7 @@
           <w:szCs w:val="28"/>
           <w:rtl/>
         </w:rPr>
-        <w:t xml:space="preserve">                       </w:t>
+        <w:t xml:space="preserve">               </w:t>
       </w:r>
       <w:r>
         <w:rPr>
@@ -215,7 +215,7 @@
           <w:szCs w:val="28"/>
           <w:rtl/>
         </w:rPr>
-        <w:t xml:space="preserve">                                 </w:t>
+        <w:t xml:space="preserve">                                </w:t>
       </w:r>
       <w:r>
         <w:rPr>
@@ -226,7 +226,7 @@
           <w:szCs w:val="28"/>
           <w:rtl/>
         </w:rPr>
-        <w:t xml:space="preserve">                     </w:t>
+        <w:t xml:space="preserve">              </w:t>
       </w:r>
       <w:r>
         <w:rPr>
@@ -277,7 +277,7 @@
         </w:trPr>
         <w:tc>
           <w:tcPr>
-            <w:tcW w:w="2333" w:type="dxa"/>
+            <w:tcW w:w="3131" w:type="dxa"/>
             <w:gridSpan w:val="2"/>
             <w:shd w:val="clear" w:color="auto" w:fill="auto"/>
           </w:tcPr>
@@ -308,7 +308,7 @@
         </w:tc>
         <w:tc>
           <w:tcPr>
-            <w:tcW w:w="2250" w:type="dxa"/>
+            <w:tcW w:w="3312" w:type="dxa"/>
             <w:gridSpan w:val="2"/>
             <w:shd w:val="clear" w:color="auto" w:fill="auto"/>
           </w:tcPr>
@@ -339,7 +339,7 @@
         </w:tc>
         <w:tc>
           <w:tcPr>
-            <w:tcW w:w="4767" w:type="dxa"/>
+            <w:tcW w:w="2907" w:type="dxa"/>
             <w:vMerge w:val="restart"/>
             <w:shd w:val="clear" w:color="auto" w:fill="auto"/>
             <w:vAlign w:val="bottom"/>
@@ -376,7 +376,7 @@
         </w:trPr>
         <w:tc>
           <w:tcPr>
-            <w:tcW w:w="1163" w:type="dxa"/>
+            <w:tcW w:w="1475" w:type="dxa"/>
             <w:shd w:val="clear" w:color="auto" w:fill="auto"/>
           </w:tcPr>
           <w:p>
@@ -406,7 +406,7 @@
         </w:tc>
         <w:tc>
           <w:tcPr>
-            <w:tcW w:w="1170" w:type="dxa"/>
+            <w:tcW w:w="1656" w:type="dxa"/>
             <w:shd w:val="clear" w:color="auto" w:fill="auto"/>
           </w:tcPr>
           <w:p>
@@ -436,7 +436,7 @@
         </w:tc>
         <w:tc>
           <w:tcPr>
-            <w:tcW w:w="1080" w:type="dxa"/>
+            <w:tcW w:w="1566" w:type="dxa"/>
             <w:shd w:val="clear" w:color="auto" w:fill="auto"/>
           </w:tcPr>
           <w:p>
@@ -466,7 +466,7 @@
         </w:tc>
         <w:tc>
           <w:tcPr>
-            <w:tcW w:w="1170" w:type="dxa"/>
+            <w:tcW w:w="1746" w:type="dxa"/>
             <w:shd w:val="clear" w:color="auto" w:fill="auto"/>
           </w:tcPr>
           <w:p>
@@ -496,7 +496,7 @@
         </w:tc>
         <w:tc>
           <w:tcPr>
-            <w:tcW w:w="4767" w:type="dxa"/>
+            <w:tcW w:w="2907" w:type="dxa"/>
             <w:vMerge/>
             <w:shd w:val="clear" w:color="auto" w:fill="auto"/>
           </w:tcPr>
@@ -521,7 +521,7 @@
         </w:trPr>
         <w:tc>
           <w:tcPr>
-            <w:tcW w:w="1163" w:type="dxa"/>
+            <w:tcW w:w="1475" w:type="dxa"/>
             <w:shd w:val="clear" w:color="auto" w:fill="auto"/>
           </w:tcPr>
           <w:p>
@@ -571,7 +571,7 @@
         </w:tc>
         <w:tc>
           <w:tcPr>
-            <w:tcW w:w="1170" w:type="dxa"/>
+            <w:tcW w:w="1656" w:type="dxa"/>
             <w:shd w:val="clear" w:color="auto" w:fill="auto"/>
           </w:tcPr>
           <w:p>
@@ -622,7 +622,7 @@
         </w:tc>
         <w:tc>
           <w:tcPr>
-            <w:tcW w:w="1080" w:type="dxa"/>
+            <w:tcW w:w="1566" w:type="dxa"/>
             <w:shd w:val="clear" w:color="auto" w:fill="000000"/>
           </w:tcPr>
           <w:p>
@@ -641,7 +641,7 @@
         </w:tc>
         <w:tc>
           <w:tcPr>
-            <w:tcW w:w="1170" w:type="dxa"/>
+            <w:tcW w:w="1746" w:type="dxa"/>
             <w:shd w:val="clear" w:color="auto" w:fill="000000"/>
           </w:tcPr>
           <w:p>
@@ -660,7 +660,7 @@
         </w:tc>
         <w:tc>
           <w:tcPr>
-            <w:tcW w:w="4767" w:type="dxa"/>
+            <w:tcW w:w="2907" w:type="dxa"/>
             <w:shd w:val="clear" w:color="auto" w:fill="auto"/>
           </w:tcPr>
           <w:p>
@@ -726,7 +726,7 @@
         </w:trPr>
         <w:tc>
           <w:tcPr>
-            <w:tcW w:w="1163" w:type="dxa"/>
+            <w:tcW w:w="1475" w:type="dxa"/>
             <w:shd w:val="clear" w:color="auto" w:fill="000000"/>
           </w:tcPr>
           <w:p>
@@ -744,7 +744,7 @@
         </w:tc>
         <w:tc>
           <w:tcPr>
-            <w:tcW w:w="1170" w:type="dxa"/>
+            <w:tcW w:w="1656" w:type="dxa"/>
             <w:shd w:val="clear" w:color="auto" w:fill="000000"/>
           </w:tcPr>
           <w:p>
@@ -763,7 +763,7 @@
         </w:tc>
         <w:tc>
           <w:tcPr>
-            <w:tcW w:w="1080" w:type="dxa"/>
+            <w:tcW w:w="1566" w:type="dxa"/>
             <w:shd w:val="clear" w:color="auto" w:fill="auto"/>
           </w:tcPr>
           <w:p>
@@ -814,7 +814,7 @@
         </w:tc>
         <w:tc>
           <w:tcPr>
-            <w:tcW w:w="1170" w:type="dxa"/>
+            <w:tcW w:w="1746" w:type="dxa"/>
             <w:shd w:val="clear" w:color="auto" w:fill="auto"/>
           </w:tcPr>
           <w:p>
@@ -865,7 +865,7 @@
         </w:tc>
         <w:tc>
           <w:tcPr>
-            <w:tcW w:w="4767" w:type="dxa"/>
+            <w:tcW w:w="2907" w:type="dxa"/>
             <w:shd w:val="clear" w:color="auto" w:fill="auto"/>
           </w:tcPr>
           <w:p>
@@ -931,7 +931,7 @@
         </w:trPr>
         <w:tc>
           <w:tcPr>
-            <w:tcW w:w="4583" w:type="dxa"/>
+            <w:tcW w:w="6443" w:type="dxa"/>
             <w:gridSpan w:val="4"/>
             <w:shd w:val="clear" w:color="auto" w:fill="auto"/>
           </w:tcPr>
@@ -951,7 +951,7 @@
         </w:tc>
         <w:tc>
           <w:tcPr>
-            <w:tcW w:w="4767" w:type="dxa"/>
+            <w:tcW w:w="2907" w:type="dxa"/>
             <w:shd w:val="clear" w:color="auto" w:fill="auto"/>
           </w:tcPr>
           <w:p>

--- a/public/templates/سند_قيد.docx
+++ b/public/templates/سند_قيد.docx
@@ -51,8 +51,8 @@
         <w:rPr>
           <w:rFonts w:ascii="Courier New" w:hAnsi="Courier New" w:cs="Courier New"/>
           <w:color w:val="3F3F46"/>
-          <w:sz w:val="18"/>
-          <w:szCs w:val="18"/>
+          <w:sz w:val="24"/>
+          <w:szCs w:val="24"/>
           <w:shd w:val="clear" w:color="auto" w:fill="F7F4ED"/>
         </w:rPr>
         <w:t>{{subject}}</w:t>
@@ -104,8 +104,8 @@
         <w:rPr>
           <w:rFonts w:ascii="Courier New" w:hAnsi="Courier New" w:cs="Courier New"/>
           <w:color w:val="3F3F46"/>
-          <w:sz w:val="18"/>
-          <w:szCs w:val="18"/>
+          <w:sz w:val="24"/>
+          <w:szCs w:val="24"/>
           <w:shd w:val="clear" w:color="auto" w:fill="F7F4ED"/>
         </w:rPr>
         <w:t>{{directorate}}</w:t>
@@ -142,6 +142,49 @@
           <w:rtl/>
         </w:rPr>
         <w:t xml:space="preserve">         الرقم: (    </w:t>
+      </w:r>
+      <w:r>
+        <w:rPr>
+          <w:rFonts w:ascii="Courier New" w:hAnsi="Courier New" w:cs="Courier New"/>
+          <w:color w:val="3F3F46"/>
+          <w:sz w:val="24"/>
+          <w:szCs w:val="24"/>
+          <w:shd w:val="clear" w:color="auto" w:fill="F7F4ED"/>
+        </w:rPr>
+        <w:t>{{ref}}</w:t>
+      </w:r>
+      <w:r>
+        <w:rPr>
+          <w:rFonts w:hint="cs"/>
+          <w:b/>
+          <w:bCs/>
+          <w:sz w:val="28"/>
+          <w:szCs w:val="28"/>
+          <w:rtl/>
+        </w:rPr>
+        <w:t xml:space="preserve">   )</w:t>
+      </w:r>
+    </w:p>
+    <w:p>
+      <w:pPr>
+        <w:rPr>
+          <w:b/>
+          <w:bCs/>
+          <w:sz w:val="28"/>
+          <w:szCs w:val="28"/>
+          <w:rtl/>
+        </w:rPr>
+      </w:pPr>
+      <w:r>
+        <w:rPr>
+          <w:rFonts w:hint="cs"/>
+          <w:b/>
+          <w:bCs/>
+          <w:sz w:val="28"/>
+          <w:szCs w:val="28"/>
+          <w:rtl/>
+        </w:rPr>
+        <w:t>المدرسة:</w:t>
       </w:r>
       <w:r>
         <w:rPr>
@@ -151,7 +194,39 @@
           <w:szCs w:val="18"/>
           <w:shd w:val="clear" w:color="auto" w:fill="F7F4ED"/>
         </w:rPr>
-        <w:t>{{ref}}</w:t>
+        <w:t xml:space="preserve"> </w:t>
+      </w:r>
+      <w:r>
+        <w:rPr>
+          <w:rFonts w:ascii="Courier New" w:hAnsi="Courier New" w:cs="Courier New"/>
+          <w:color w:val="3F3F46"/>
+          <w:sz w:val="24"/>
+          <w:szCs w:val="24"/>
+          <w:shd w:val="clear" w:color="auto" w:fill="F7F4ED"/>
+        </w:rPr>
+        <w:t>{{school}}</w:t>
+      </w:r>
+      <w:r>
+        <w:rPr>
+          <w:rFonts w:hint="cs"/>
+          <w:b/>
+          <w:bCs/>
+          <w:sz w:val="24"/>
+          <w:szCs w:val="24"/>
+          <w:rtl/>
+        </w:rPr>
+        <w:t xml:space="preserve">                                </w:t>
+      </w:r>
+      <w:r>
+        <w:rPr>
+          <w:rFonts w:hint="cs"/>
+          <w:b/>
+          <w:bCs/>
+          <w:sz w:val="24"/>
+          <w:szCs w:val="24"/>
+          <w:rtl/>
+        </w:rPr>
+        <w:t xml:space="preserve">            </w:t>
       </w:r>
       <w:r>
         <w:rPr>
@@ -162,19 +237,19 @@
           <w:szCs w:val="28"/>
           <w:rtl/>
         </w:rPr>
-        <w:t xml:space="preserve">   )</w:t>
-      </w:r>
-    </w:p>
-    <w:p>
-      <w:pPr>
-        <w:rPr>
+        <w:t xml:space="preserve"> </w:t>
+      </w:r>
+      <w:r>
+        <w:rPr>
+          <w:rFonts w:hint="cs"/>
           <w:b/>
           <w:bCs/>
           <w:sz w:val="28"/>
           <w:szCs w:val="28"/>
           <w:rtl/>
         </w:rPr>
-      </w:pPr>
+        <w:t xml:space="preserve">  </w:t>
+      </w:r>
       <w:r>
         <w:rPr>
           <w:rFonts w:hint="cs"/>
@@ -184,67 +259,25 @@
           <w:szCs w:val="28"/>
           <w:rtl/>
         </w:rPr>
-        <w:t>المدرسة:</w:t>
+        <w:t xml:space="preserve"> </w:t>
+      </w:r>
+      <w:r>
+        <w:rPr>
+          <w:rFonts w:hint="cs"/>
+          <w:b/>
+          <w:bCs/>
+          <w:sz w:val="28"/>
+          <w:szCs w:val="28"/>
+          <w:rtl/>
+        </w:rPr>
+        <w:t xml:space="preserve">التاريخ:   </w:t>
       </w:r>
       <w:r>
         <w:rPr>
           <w:rFonts w:ascii="Courier New" w:hAnsi="Courier New" w:cs="Courier New"/>
           <w:color w:val="3F3F46"/>
-          <w:sz w:val="18"/>
-          <w:szCs w:val="18"/>
-          <w:shd w:val="clear" w:color="auto" w:fill="F7F4ED"/>
-        </w:rPr>
-        <w:t xml:space="preserve"> </w:t>
-      </w:r>
-      <w:r>
-        <w:rPr>
-          <w:rFonts w:ascii="Courier New" w:hAnsi="Courier New" w:cs="Courier New"/>
-          <w:color w:val="3F3F46"/>
-          <w:sz w:val="18"/>
-          <w:szCs w:val="18"/>
-          <w:shd w:val="clear" w:color="auto" w:fill="F7F4ED"/>
-        </w:rPr>
-        <w:t>{{school}}</w:t>
-      </w:r>
-      <w:r>
-        <w:rPr>
-          <w:rFonts w:hint="cs"/>
-          <w:b/>
-          <w:bCs/>
-          <w:sz w:val="28"/>
-          <w:szCs w:val="28"/>
-          <w:rtl/>
-        </w:rPr>
-        <w:t xml:space="preserve">                                </w:t>
-      </w:r>
-      <w:r>
-        <w:rPr>
-          <w:rFonts w:hint="cs"/>
-          <w:b/>
-          <w:bCs/>
-          <w:sz w:val="28"/>
-          <w:szCs w:val="28"/>
-          <w:rtl/>
-        </w:rPr>
-        <w:t xml:space="preserve">              </w:t>
-      </w:r>
-      <w:r>
-        <w:rPr>
-          <w:rFonts w:hint="cs"/>
-          <w:b/>
-          <w:bCs/>
-          <w:sz w:val="28"/>
-          <w:szCs w:val="28"/>
-          <w:rtl/>
-        </w:rPr>
-        <w:t xml:space="preserve"> التاريخ:   </w:t>
-      </w:r>
-      <w:r>
-        <w:rPr>
-          <w:rFonts w:ascii="Courier New" w:hAnsi="Courier New" w:cs="Courier New"/>
-          <w:color w:val="3F3F46"/>
-          <w:sz w:val="18"/>
-          <w:szCs w:val="18"/>
+          <w:sz w:val="24"/>
+          <w:szCs w:val="24"/>
           <w:shd w:val="clear" w:color="auto" w:fill="F7F4ED"/>
         </w:rPr>
         <w:t>{{date}}</w:t>
@@ -265,11 +298,11 @@
         <w:tblLook w:val="04A0" w:firstRow="1" w:lastRow="0" w:firstColumn="1" w:lastColumn="0" w:noHBand="0" w:noVBand="1"/>
       </w:tblPr>
       <w:tblGrid>
-        <w:gridCol w:w="1475"/>
-        <w:gridCol w:w="1656"/>
-        <w:gridCol w:w="1566"/>
-        <w:gridCol w:w="1746"/>
-        <w:gridCol w:w="2907"/>
+        <w:gridCol w:w="1588"/>
+        <w:gridCol w:w="1783"/>
+        <w:gridCol w:w="1685"/>
+        <w:gridCol w:w="1881"/>
+        <w:gridCol w:w="2413"/>
       </w:tblGrid>
       <w:tr>
         <w:trPr>
@@ -530,8 +563,8 @@
               <w:rPr>
                 <w:b/>
                 <w:bCs/>
-                <w:sz w:val="28"/>
-                <w:szCs w:val="28"/>
+                <w:sz w:val="24"/>
+                <w:szCs w:val="24"/>
                 <w:rtl/>
               </w:rPr>
             </w:pPr>
@@ -539,8 +572,8 @@
               <w:rPr>
                 <w:rFonts w:ascii="Courier New" w:hAnsi="Courier New" w:cs="Courier New"/>
                 <w:color w:val="3F3F46"/>
-                <w:sz w:val="18"/>
-                <w:szCs w:val="18"/>
+                <w:sz w:val="24"/>
+                <w:szCs w:val="24"/>
                 <w:shd w:val="clear" w:color="auto" w:fill="F7F4ED"/>
               </w:rPr>
               <w:t>{{</w:t>
@@ -550,8 +583,8 @@
               <w:rPr>
                 <w:rFonts w:ascii="Courier New" w:hAnsi="Courier New" w:cs="Courier New"/>
                 <w:color w:val="3F3F46"/>
-                <w:sz w:val="18"/>
-                <w:szCs w:val="18"/>
+                <w:sz w:val="24"/>
+                <w:szCs w:val="24"/>
                 <w:shd w:val="clear" w:color="auto" w:fill="F7F4ED"/>
               </w:rPr>
               <w:t>debit_fils</w:t>
@@ -561,8 +594,8 @@
               <w:rPr>
                 <w:rFonts w:ascii="Courier New" w:hAnsi="Courier New" w:cs="Courier New"/>
                 <w:color w:val="3F3F46"/>
-                <w:sz w:val="18"/>
-                <w:szCs w:val="18"/>
+                <w:sz w:val="24"/>
+                <w:szCs w:val="24"/>
                 <w:shd w:val="clear" w:color="auto" w:fill="F7F4ED"/>
               </w:rPr>
               <w:t>}}</w:t>
@@ -590,8 +623,8 @@
               <w:rPr>
                 <w:rFonts w:ascii="Courier New" w:hAnsi="Courier New" w:cs="Courier New"/>
                 <w:color w:val="3F3F46"/>
-                <w:sz w:val="18"/>
-                <w:szCs w:val="18"/>
+                <w:sz w:val="24"/>
+                <w:szCs w:val="24"/>
                 <w:shd w:val="clear" w:color="auto" w:fill="F7F4ED"/>
               </w:rPr>
               <w:t>{{</w:t>
@@ -601,8 +634,8 @@
               <w:rPr>
                 <w:rFonts w:ascii="Courier New" w:hAnsi="Courier New" w:cs="Courier New"/>
                 <w:color w:val="3F3F46"/>
-                <w:sz w:val="18"/>
-                <w:szCs w:val="18"/>
+                <w:sz w:val="24"/>
+                <w:szCs w:val="24"/>
                 <w:shd w:val="clear" w:color="auto" w:fill="F7F4ED"/>
               </w:rPr>
               <w:t>debit_dinars</w:t>
@@ -612,8 +645,8 @@
               <w:rPr>
                 <w:rFonts w:ascii="Courier New" w:hAnsi="Courier New" w:cs="Courier New"/>
                 <w:color w:val="3F3F46"/>
-                <w:sz w:val="18"/>
-                <w:szCs w:val="18"/>
+                <w:sz w:val="24"/>
+                <w:szCs w:val="24"/>
                 <w:shd w:val="clear" w:color="auto" w:fill="F7F4ED"/>
               </w:rPr>
               <w:t>}}</w:t>
@@ -689,8 +722,8 @@
               <w:rPr>
                 <w:rFonts w:ascii="Courier New" w:hAnsi="Courier New" w:cs="Courier New"/>
                 <w:color w:val="3F3F46"/>
-                <w:sz w:val="18"/>
-                <w:szCs w:val="18"/>
+                <w:sz w:val="24"/>
+                <w:szCs w:val="24"/>
                 <w:shd w:val="clear" w:color="auto" w:fill="F7F4ED"/>
               </w:rPr>
               <w:t>{{</w:t>
@@ -700,8 +733,8 @@
               <w:rPr>
                 <w:rFonts w:ascii="Courier New" w:hAnsi="Courier New" w:cs="Courier New"/>
                 <w:color w:val="3F3F46"/>
-                <w:sz w:val="18"/>
-                <w:szCs w:val="18"/>
+                <w:sz w:val="24"/>
+                <w:szCs w:val="24"/>
                 <w:shd w:val="clear" w:color="auto" w:fill="F7F4ED"/>
               </w:rPr>
               <w:t>from_account</w:t>
@@ -711,8 +744,8 @@
               <w:rPr>
                 <w:rFonts w:ascii="Courier New" w:hAnsi="Courier New" w:cs="Courier New"/>
                 <w:color w:val="3F3F46"/>
-                <w:sz w:val="18"/>
-                <w:szCs w:val="18"/>
+                <w:sz w:val="24"/>
+                <w:szCs w:val="24"/>
                 <w:shd w:val="clear" w:color="auto" w:fill="F7F4ED"/>
               </w:rPr>
               <w:t>}}</w:t>
@@ -735,8 +768,8 @@
               <w:rPr>
                 <w:b/>
                 <w:bCs/>
-                <w:sz w:val="28"/>
-                <w:szCs w:val="28"/>
+                <w:sz w:val="24"/>
+                <w:szCs w:val="24"/>
                 <w:rtl/>
               </w:rPr>
             </w:pPr>
@@ -782,8 +815,8 @@
               <w:rPr>
                 <w:rFonts w:ascii="Courier New" w:hAnsi="Courier New" w:cs="Courier New"/>
                 <w:color w:val="3F3F46"/>
-                <w:sz w:val="18"/>
-                <w:szCs w:val="18"/>
+                <w:sz w:val="24"/>
+                <w:szCs w:val="24"/>
                 <w:shd w:val="clear" w:color="auto" w:fill="F7F4ED"/>
               </w:rPr>
               <w:t>{{</w:t>
@@ -793,8 +826,8 @@
               <w:rPr>
                 <w:rFonts w:ascii="Courier New" w:hAnsi="Courier New" w:cs="Courier New"/>
                 <w:color w:val="3F3F46"/>
-                <w:sz w:val="18"/>
-                <w:szCs w:val="18"/>
+                <w:sz w:val="24"/>
+                <w:szCs w:val="24"/>
                 <w:shd w:val="clear" w:color="auto" w:fill="F7F4ED"/>
               </w:rPr>
               <w:t>credit_fils</w:t>
@@ -804,8 +837,8 @@
               <w:rPr>
                 <w:rFonts w:ascii="Courier New" w:hAnsi="Courier New" w:cs="Courier New"/>
                 <w:color w:val="3F3F46"/>
-                <w:sz w:val="18"/>
-                <w:szCs w:val="18"/>
+                <w:sz w:val="24"/>
+                <w:szCs w:val="24"/>
                 <w:shd w:val="clear" w:color="auto" w:fill="F7F4ED"/>
               </w:rPr>
               <w:t>}}</w:t>
@@ -833,8 +866,8 @@
               <w:rPr>
                 <w:rFonts w:ascii="Courier New" w:hAnsi="Courier New" w:cs="Courier New"/>
                 <w:color w:val="3F3F46"/>
-                <w:sz w:val="18"/>
-                <w:szCs w:val="18"/>
+                <w:sz w:val="24"/>
+                <w:szCs w:val="24"/>
                 <w:shd w:val="clear" w:color="auto" w:fill="F7F4ED"/>
               </w:rPr>
               <w:t>{{</w:t>
@@ -844,8 +877,8 @@
               <w:rPr>
                 <w:rFonts w:ascii="Courier New" w:hAnsi="Courier New" w:cs="Courier New"/>
                 <w:color w:val="3F3F46"/>
-                <w:sz w:val="18"/>
-                <w:szCs w:val="18"/>
+                <w:sz w:val="24"/>
+                <w:szCs w:val="24"/>
                 <w:shd w:val="clear" w:color="auto" w:fill="F7F4ED"/>
               </w:rPr>
               <w:t>credit_dinars</w:t>
@@ -855,8 +888,8 @@
               <w:rPr>
                 <w:rFonts w:ascii="Courier New" w:hAnsi="Courier New" w:cs="Courier New"/>
                 <w:color w:val="3F3F46"/>
-                <w:sz w:val="18"/>
-                <w:szCs w:val="18"/>
+                <w:sz w:val="24"/>
+                <w:szCs w:val="24"/>
                 <w:shd w:val="clear" w:color="auto" w:fill="F7F4ED"/>
               </w:rPr>
               <w:t>}}</w:t>
@@ -894,8 +927,8 @@
               <w:rPr>
                 <w:rFonts w:ascii="Courier New" w:hAnsi="Courier New" w:cs="Courier New"/>
                 <w:color w:val="3F3F46"/>
-                <w:sz w:val="18"/>
-                <w:szCs w:val="18"/>
+                <w:sz w:val="24"/>
+                <w:szCs w:val="24"/>
                 <w:shd w:val="clear" w:color="auto" w:fill="F7F4ED"/>
               </w:rPr>
               <w:t>{{</w:t>
@@ -905,8 +938,8 @@
               <w:rPr>
                 <w:rFonts w:ascii="Courier New" w:hAnsi="Courier New" w:cs="Courier New"/>
                 <w:color w:val="3F3F46"/>
-                <w:sz w:val="18"/>
-                <w:szCs w:val="18"/>
+                <w:sz w:val="24"/>
+                <w:szCs w:val="24"/>
                 <w:shd w:val="clear" w:color="auto" w:fill="F7F4ED"/>
               </w:rPr>
               <w:t>to_account</w:t>
@@ -916,8 +949,8 @@
               <w:rPr>
                 <w:rFonts w:ascii="Courier New" w:hAnsi="Courier New" w:cs="Courier New"/>
                 <w:color w:val="3F3F46"/>
-                <w:sz w:val="18"/>
-                <w:szCs w:val="18"/>
+                <w:sz w:val="24"/>
+                <w:szCs w:val="24"/>
                 <w:shd w:val="clear" w:color="auto" w:fill="F7F4ED"/>
               </w:rPr>
               <w:t>}}</w:t>
@@ -980,8 +1013,8 @@
               <w:rPr>
                 <w:rFonts w:ascii="Courier New" w:hAnsi="Courier New" w:cs="Courier New"/>
                 <w:color w:val="3F3F46"/>
-                <w:sz w:val="18"/>
-                <w:szCs w:val="18"/>
+                <w:sz w:val="24"/>
+                <w:szCs w:val="24"/>
                 <w:shd w:val="clear" w:color="auto" w:fill="F7F4ED"/>
               </w:rPr>
               <w:t>{{description}}</w:t>

--- a/public/templates/سند_قيد.docx
+++ b/public/templates/سند_قيد.docx
@@ -130,7 +130,7 @@
           <w:szCs w:val="28"/>
           <w:rtl/>
         </w:rPr>
-        <w:t xml:space="preserve">               </w:t>
+        <w:t xml:space="preserve">       </w:t>
       </w:r>
       <w:r>
         <w:rPr>
@@ -141,7 +141,18 @@
           <w:szCs w:val="28"/>
           <w:rtl/>
         </w:rPr>
-        <w:t xml:space="preserve">         الرقم: (    </w:t>
+        <w:t xml:space="preserve">    </w:t>
+      </w:r>
+      <w:r>
+        <w:rPr>
+          <w:rFonts w:hint="cs"/>
+          <w:b/>
+          <w:bCs/>
+          <w:sz w:val="28"/>
+          <w:szCs w:val="28"/>
+          <w:rtl/>
+        </w:rPr>
+        <w:t xml:space="preserve">      الرقم: (    </w:t>
       </w:r>
       <w:r>
         <w:rPr>
@@ -226,7 +237,7 @@
           <w:szCs w:val="24"/>
           <w:rtl/>
         </w:rPr>
-        <w:t xml:space="preserve">            </w:t>
+        <w:t xml:space="preserve">        </w:t>
       </w:r>
       <w:r>
         <w:rPr>

--- a/public/templates/سند_قيد.docx
+++ b/public/templates/سند_قيد.docx
@@ -237,7 +237,7 @@
           <w:szCs w:val="24"/>
           <w:rtl/>
         </w:rPr>
-        <w:t xml:space="preserve">        </w:t>
+        <w:t xml:space="preserve">     </w:t>
       </w:r>
       <w:r>
         <w:rPr>
@@ -297,7 +297,8 @@
     <w:tbl>
       <w:tblPr>
         <w:bidiVisual/>
-        <w:tblW w:w="0" w:type="auto"/>
+        <w:tblW w:w="10347" w:type="dxa"/>
+        <w:tblInd w:w="-616" w:type="dxa"/>
         <w:tblBorders>
           <w:top w:val="single" w:sz="4" w:space="0" w:color="auto"/>
           <w:left w:val="single" w:sz="4" w:space="0" w:color="auto"/>
@@ -309,11 +310,11 @@
         <w:tblLook w:val="04A0" w:firstRow="1" w:lastRow="0" w:firstColumn="1" w:lastColumn="0" w:noHBand="0" w:noVBand="1"/>
       </w:tblPr>
       <w:tblGrid>
-        <w:gridCol w:w="1588"/>
-        <w:gridCol w:w="1783"/>
-        <w:gridCol w:w="1685"/>
-        <w:gridCol w:w="1881"/>
-        <w:gridCol w:w="2413"/>
+        <w:gridCol w:w="1621"/>
+        <w:gridCol w:w="1837"/>
+        <w:gridCol w:w="1729"/>
+        <w:gridCol w:w="1945"/>
+        <w:gridCol w:w="3448"/>
       </w:tblGrid>
       <w:tr>
         <w:trPr>
@@ -321,7 +322,7 @@
         </w:trPr>
         <w:tc>
           <w:tcPr>
-            <w:tcW w:w="3131" w:type="dxa"/>
+            <w:tcW w:w="4074" w:type="dxa"/>
             <w:gridSpan w:val="2"/>
             <w:shd w:val="clear" w:color="auto" w:fill="auto"/>
           </w:tcPr>
@@ -352,7 +353,7 @@
         </w:tc>
         <w:tc>
           <w:tcPr>
-            <w:tcW w:w="3312" w:type="dxa"/>
+            <w:tcW w:w="3674" w:type="dxa"/>
             <w:gridSpan w:val="2"/>
             <w:shd w:val="clear" w:color="auto" w:fill="auto"/>
           </w:tcPr>
@@ -383,7 +384,7 @@
         </w:tc>
         <w:tc>
           <w:tcPr>
-            <w:tcW w:w="2907" w:type="dxa"/>
+            <w:tcW w:w="2599" w:type="dxa"/>
             <w:vMerge w:val="restart"/>
             <w:shd w:val="clear" w:color="auto" w:fill="auto"/>
             <w:vAlign w:val="bottom"/>
@@ -420,7 +421,7 @@
         </w:trPr>
         <w:tc>
           <w:tcPr>
-            <w:tcW w:w="1475" w:type="dxa"/>
+            <w:tcW w:w="2237" w:type="dxa"/>
             <w:shd w:val="clear" w:color="auto" w:fill="auto"/>
           </w:tcPr>
           <w:p>
@@ -450,7 +451,7 @@
         </w:tc>
         <w:tc>
           <w:tcPr>
-            <w:tcW w:w="1656" w:type="dxa"/>
+            <w:tcW w:w="1837" w:type="dxa"/>
             <w:shd w:val="clear" w:color="auto" w:fill="auto"/>
           </w:tcPr>
           <w:p>
@@ -480,7 +481,7 @@
         </w:tc>
         <w:tc>
           <w:tcPr>
-            <w:tcW w:w="1566" w:type="dxa"/>
+            <w:tcW w:w="1729" w:type="dxa"/>
             <w:shd w:val="clear" w:color="auto" w:fill="auto"/>
           </w:tcPr>
           <w:p>
@@ -510,7 +511,7 @@
         </w:tc>
         <w:tc>
           <w:tcPr>
-            <w:tcW w:w="1746" w:type="dxa"/>
+            <w:tcW w:w="1945" w:type="dxa"/>
             <w:shd w:val="clear" w:color="auto" w:fill="auto"/>
           </w:tcPr>
           <w:p>
@@ -540,7 +541,7 @@
         </w:tc>
         <w:tc>
           <w:tcPr>
-            <w:tcW w:w="2907" w:type="dxa"/>
+            <w:tcW w:w="2599" w:type="dxa"/>
             <w:vMerge/>
             <w:shd w:val="clear" w:color="auto" w:fill="auto"/>
           </w:tcPr>
@@ -565,7 +566,7 @@
         </w:trPr>
         <w:tc>
           <w:tcPr>
-            <w:tcW w:w="1475" w:type="dxa"/>
+            <w:tcW w:w="2237" w:type="dxa"/>
             <w:shd w:val="clear" w:color="auto" w:fill="auto"/>
           </w:tcPr>
           <w:p>
@@ -583,8 +584,8 @@
               <w:rPr>
                 <w:rFonts w:ascii="Courier New" w:hAnsi="Courier New" w:cs="Courier New"/>
                 <w:color w:val="3F3F46"/>
-                <w:sz w:val="24"/>
-                <w:szCs w:val="24"/>
+                <w:sz w:val="18"/>
+                <w:szCs w:val="18"/>
                 <w:shd w:val="clear" w:color="auto" w:fill="F7F4ED"/>
               </w:rPr>
               <w:t>{{</w:t>
@@ -594,19 +595,19 @@
               <w:rPr>
                 <w:rFonts w:ascii="Courier New" w:hAnsi="Courier New" w:cs="Courier New"/>
                 <w:color w:val="3F3F46"/>
-                <w:sz w:val="24"/>
-                <w:szCs w:val="24"/>
+                <w:sz w:val="18"/>
+                <w:szCs w:val="18"/>
                 <w:shd w:val="clear" w:color="auto" w:fill="F7F4ED"/>
               </w:rPr>
-              <w:t>debit_fils</w:t>
+              <w:t>debit_fil</w:t>
             </w:r>
             <w:proofErr w:type="spellEnd"/>
             <w:r>
               <w:rPr>
                 <w:rFonts w:ascii="Courier New" w:hAnsi="Courier New" w:cs="Courier New"/>
                 <w:color w:val="3F3F46"/>
-                <w:sz w:val="24"/>
-                <w:szCs w:val="24"/>
+                <w:sz w:val="18"/>
+                <w:szCs w:val="18"/>
                 <w:shd w:val="clear" w:color="auto" w:fill="F7F4ED"/>
               </w:rPr>
               <w:t>}}</w:t>
@@ -615,7 +616,7 @@
         </w:tc>
         <w:tc>
           <w:tcPr>
-            <w:tcW w:w="1656" w:type="dxa"/>
+            <w:tcW w:w="1837" w:type="dxa"/>
             <w:shd w:val="clear" w:color="auto" w:fill="auto"/>
           </w:tcPr>
           <w:p>
@@ -634,8 +635,8 @@
               <w:rPr>
                 <w:rFonts w:ascii="Courier New" w:hAnsi="Courier New" w:cs="Courier New"/>
                 <w:color w:val="3F3F46"/>
-                <w:sz w:val="24"/>
-                <w:szCs w:val="24"/>
+                <w:sz w:val="18"/>
+                <w:szCs w:val="18"/>
                 <w:shd w:val="clear" w:color="auto" w:fill="F7F4ED"/>
               </w:rPr>
               <w:t>{{</w:t>
@@ -645,19 +646,19 @@
               <w:rPr>
                 <w:rFonts w:ascii="Courier New" w:hAnsi="Courier New" w:cs="Courier New"/>
                 <w:color w:val="3F3F46"/>
-                <w:sz w:val="24"/>
-                <w:szCs w:val="24"/>
+                <w:sz w:val="18"/>
+                <w:szCs w:val="18"/>
                 <w:shd w:val="clear" w:color="auto" w:fill="F7F4ED"/>
               </w:rPr>
-              <w:t>debit_dinars</w:t>
+              <w:t>debit_dinar</w:t>
             </w:r>
             <w:proofErr w:type="spellEnd"/>
             <w:r>
               <w:rPr>
                 <w:rFonts w:ascii="Courier New" w:hAnsi="Courier New" w:cs="Courier New"/>
                 <w:color w:val="3F3F46"/>
-                <w:sz w:val="24"/>
-                <w:szCs w:val="24"/>
+                <w:sz w:val="18"/>
+                <w:szCs w:val="18"/>
                 <w:shd w:val="clear" w:color="auto" w:fill="F7F4ED"/>
               </w:rPr>
               <w:t>}}</w:t>
@@ -666,7 +667,7 @@
         </w:tc>
         <w:tc>
           <w:tcPr>
-            <w:tcW w:w="1566" w:type="dxa"/>
+            <w:tcW w:w="1729" w:type="dxa"/>
             <w:shd w:val="clear" w:color="auto" w:fill="000000"/>
           </w:tcPr>
           <w:p>
@@ -685,7 +686,7 @@
         </w:tc>
         <w:tc>
           <w:tcPr>
-            <w:tcW w:w="1746" w:type="dxa"/>
+            <w:tcW w:w="1945" w:type="dxa"/>
             <w:shd w:val="clear" w:color="auto" w:fill="000000"/>
           </w:tcPr>
           <w:p>
@@ -704,7 +705,7 @@
         </w:tc>
         <w:tc>
           <w:tcPr>
-            <w:tcW w:w="2907" w:type="dxa"/>
+            <w:tcW w:w="2599" w:type="dxa"/>
             <w:shd w:val="clear" w:color="auto" w:fill="auto"/>
           </w:tcPr>
           <w:p>
@@ -770,7 +771,7 @@
         </w:trPr>
         <w:tc>
           <w:tcPr>
-            <w:tcW w:w="1475" w:type="dxa"/>
+            <w:tcW w:w="2237" w:type="dxa"/>
             <w:shd w:val="clear" w:color="auto" w:fill="000000"/>
           </w:tcPr>
           <w:p>
@@ -788,7 +789,7 @@
         </w:tc>
         <w:tc>
           <w:tcPr>
-            <w:tcW w:w="1656" w:type="dxa"/>
+            <w:tcW w:w="1837" w:type="dxa"/>
             <w:shd w:val="clear" w:color="auto" w:fill="000000"/>
           </w:tcPr>
           <w:p>
@@ -807,7 +808,7 @@
         </w:tc>
         <w:tc>
           <w:tcPr>
-            <w:tcW w:w="1566" w:type="dxa"/>
+            <w:tcW w:w="1729" w:type="dxa"/>
             <w:shd w:val="clear" w:color="auto" w:fill="auto"/>
           </w:tcPr>
           <w:p>
@@ -826,8 +827,8 @@
               <w:rPr>
                 <w:rFonts w:ascii="Courier New" w:hAnsi="Courier New" w:cs="Courier New"/>
                 <w:color w:val="3F3F46"/>
-                <w:sz w:val="24"/>
-                <w:szCs w:val="24"/>
+                <w:sz w:val="18"/>
+                <w:szCs w:val="18"/>
                 <w:shd w:val="clear" w:color="auto" w:fill="F7F4ED"/>
               </w:rPr>
               <w:t>{{</w:t>
@@ -837,19 +838,19 @@
               <w:rPr>
                 <w:rFonts w:ascii="Courier New" w:hAnsi="Courier New" w:cs="Courier New"/>
                 <w:color w:val="3F3F46"/>
-                <w:sz w:val="24"/>
-                <w:szCs w:val="24"/>
+                <w:sz w:val="18"/>
+                <w:szCs w:val="18"/>
                 <w:shd w:val="clear" w:color="auto" w:fill="F7F4ED"/>
               </w:rPr>
-              <w:t>credit_fils</w:t>
+              <w:t>credit_fil</w:t>
             </w:r>
             <w:proofErr w:type="spellEnd"/>
             <w:r>
               <w:rPr>
                 <w:rFonts w:ascii="Courier New" w:hAnsi="Courier New" w:cs="Courier New"/>
                 <w:color w:val="3F3F46"/>
-                <w:sz w:val="24"/>
-                <w:szCs w:val="24"/>
+                <w:sz w:val="18"/>
+                <w:szCs w:val="18"/>
                 <w:shd w:val="clear" w:color="auto" w:fill="F7F4ED"/>
               </w:rPr>
               <w:t>}}</w:t>
@@ -858,7 +859,7 @@
         </w:tc>
         <w:tc>
           <w:tcPr>
-            <w:tcW w:w="1746" w:type="dxa"/>
+            <w:tcW w:w="1945" w:type="dxa"/>
             <w:shd w:val="clear" w:color="auto" w:fill="auto"/>
           </w:tcPr>
           <w:p>
@@ -877,8 +878,8 @@
               <w:rPr>
                 <w:rFonts w:ascii="Courier New" w:hAnsi="Courier New" w:cs="Courier New"/>
                 <w:color w:val="3F3F46"/>
-                <w:sz w:val="24"/>
-                <w:szCs w:val="24"/>
+                <w:sz w:val="18"/>
+                <w:szCs w:val="18"/>
                 <w:shd w:val="clear" w:color="auto" w:fill="F7F4ED"/>
               </w:rPr>
               <w:t>{{</w:t>
@@ -888,19 +889,19 @@
               <w:rPr>
                 <w:rFonts w:ascii="Courier New" w:hAnsi="Courier New" w:cs="Courier New"/>
                 <w:color w:val="3F3F46"/>
-                <w:sz w:val="24"/>
-                <w:szCs w:val="24"/>
+                <w:sz w:val="18"/>
+                <w:szCs w:val="18"/>
                 <w:shd w:val="clear" w:color="auto" w:fill="F7F4ED"/>
               </w:rPr>
-              <w:t>credit_dinars</w:t>
+              <w:t>credit_dinar</w:t>
             </w:r>
             <w:proofErr w:type="spellEnd"/>
             <w:r>
               <w:rPr>
                 <w:rFonts w:ascii="Courier New" w:hAnsi="Courier New" w:cs="Courier New"/>
                 <w:color w:val="3F3F46"/>
-                <w:sz w:val="24"/>
-                <w:szCs w:val="24"/>
+                <w:sz w:val="18"/>
+                <w:szCs w:val="18"/>
                 <w:shd w:val="clear" w:color="auto" w:fill="F7F4ED"/>
               </w:rPr>
               <w:t>}}</w:t>
@@ -909,7 +910,7 @@
         </w:tc>
         <w:tc>
           <w:tcPr>
-            <w:tcW w:w="2907" w:type="dxa"/>
+            <w:tcW w:w="2599" w:type="dxa"/>
             <w:shd w:val="clear" w:color="auto" w:fill="auto"/>
           </w:tcPr>
           <w:p>
@@ -975,7 +976,7 @@
         </w:trPr>
         <w:tc>
           <w:tcPr>
-            <w:tcW w:w="6443" w:type="dxa"/>
+            <w:tcW w:w="7748" w:type="dxa"/>
             <w:gridSpan w:val="4"/>
             <w:shd w:val="clear" w:color="auto" w:fill="auto"/>
           </w:tcPr>
@@ -995,7 +996,7 @@
         </w:tc>
         <w:tc>
           <w:tcPr>
-            <w:tcW w:w="2907" w:type="dxa"/>
+            <w:tcW w:w="2599" w:type="dxa"/>
             <w:shd w:val="clear" w:color="auto" w:fill="auto"/>
           </w:tcPr>
           <w:p>
